--- a/functions/templates/Template-convocation.docx
+++ b/functions/templates/Template-convocation.docx
@@ -1508,7 +1508,7 @@
     <w:sectPr>
       <w:headerReference r:id="rId8" w:type="default"/>
       <w:pgSz w:h="16834" w:w="11909" w:orient="portrait"/>
-      <w:pgMar w:bottom="1440" w:top="1440" w:left="1440" w:right="1440" w:header="720" w:footer="720"/>
+      <w:pgMar w:bottom="400" w:top="400" w:left="1440" w:right="1440" w:header="200" w:footer="200"/>
       <w:pgNumType w:start="1"/>
     </w:sectPr>
   </w:body>
